--- a/hc-sct-vn/skills/hc-sct-vn/mau-ho-so/Mau-10c-Giay-chung-nhan-du-dieu-kien-SXKD.docx
+++ b/hc-sct-vn/skills/hc-sct-vn/mau-ho-so/Mau-10c-Giay-chung-nhan-du-dieu-kien-SXKD.docx
@@ -574,7 +574,7 @@
                 <w:rFonts w:ascii="Times New Roman" w:hAnsi="Times New Roman"/>
                 <w:sz w:val="22"/>
               </w:rPr>
-              <w:t>- Lưu: VT, CN(Loan).</w:t>
+              <w:t>- Lưu: VT, CN.</w:t>
             </w:r>
           </w:p>
         </w:tc>
